--- a/courseware/LP-Certified Lean Six Sigma White Belt (CLSSWB).docx
+++ b/courseware/LP-Certified Lean Six Sigma White Belt (CLSSWB).docx
@@ -179,7 +179,7 @@
           <w:color w:val="1F6FEB"/>
           <w:sz w:val="24"/>
         </w:rPr>
-        <w:t>Version 2</w:t>
+        <w:t>Version 7</w:t>
       </w:r>
     </w:p>
     <w:p>
@@ -347,13 +347,12 @@
             <w:tcW w:type="dxa" w:w="2160"/>
           </w:tcPr>
           <w:p>
-            <w:r>
-              <w:t>2</w:t>
-            </w:r>
+            <w:r/>
             <w:r>
               <w:rPr>
                 <w:sz w:val="19"/>
               </w:rPr>
+              <w:t>3</w:t>
             </w:r>
           </w:p>
         </w:tc>
@@ -362,13 +361,12 @@
             <w:tcW w:type="dxa" w:w="2160"/>
           </w:tcPr>
           <w:p>
-            <w:r>
-              <w:t>19 July 2026</w:t>
-            </w:r>
+            <w:r/>
             <w:r>
               <w:rPr>
                 <w:sz w:val="19"/>
               </w:rPr>
+              <w:t>23 September 2026</w:t>
             </w:r>
           </w:p>
         </w:tc>
@@ -377,13 +375,12 @@
             <w:tcW w:type="dxa" w:w="2160"/>
           </w:tcPr>
           <w:p>
-            <w:r>
-              <w:t>Lesson plan rebuilt from the single-source content module; schedule retimed to 9:30am – 5:30pm.</w:t>
-            </w:r>
+            <w:r/>
             <w:r>
               <w:rPr>
                 <w:sz w:val="19"/>
               </w:rPr>
+              <w:t>Lab data pack added: each activity is now a self-contained folder with its mock dataset (CSV + Excel), blank templates, a worked model answer and facilitator notes. The Lab Reference table now shows the data pack issued for each activity, and the lab steps reference the specific data and template files the learner works from.</w:t>
             </w:r>
           </w:p>
         </w:tc>
@@ -392,13 +389,244 @@
             <w:tcW w:type="dxa" w:w="2160"/>
           </w:tcPr>
           <w:p>
-            <w:r>
-              <w:t>Dr. Alfred Ang</w:t>
-            </w:r>
+            <w:r/>
             <w:r>
               <w:rPr>
                 <w:sz w:val="19"/>
               </w:rPr>
+              <w:t>Dr. Alfred Ang</w:t>
+            </w:r>
+          </w:p>
+        </w:tc>
+      </w:tr>
+      <w:tr>
+        <w:tc>
+          <w:tcPr>
+            <w:tcW w:type="dxa" w:w="2160"/>
+          </w:tcPr>
+          <w:p>
+            <w:r/>
+            <w:r>
+              <w:rPr>
+                <w:sz w:val="19"/>
+              </w:rPr>
+              <w:t>4</w:t>
+            </w:r>
+          </w:p>
+        </w:tc>
+        <w:tc>
+          <w:tcPr>
+            <w:tcW w:type="dxa" w:w="2160"/>
+          </w:tcPr>
+          <w:p>
+            <w:r/>
+            <w:r>
+              <w:rPr>
+                <w:sz w:val="19"/>
+              </w:rPr>
+              <w:t>23 September 2026</w:t>
+            </w:r>
+          </w:p>
+        </w:tc>
+        <w:tc>
+          <w:tcPr>
+            <w:tcW w:type="dxa" w:w="2160"/>
+          </w:tcPr>
+          <w:p>
+            <w:r/>
+            <w:r>
+              <w:rPr>
+                <w:sz w:val="19"/>
+              </w:rPr>
+              <w:t>Labs restructured into the house ACTIVITY format: activities/ replaces labs/, one folder per activity named 'NN - Title', each holding the Facilitator Guide, Learner Worksheet and Checklist as DOCX and PDF plus its data pack. Lab Reference table relabelled to Activity Reference.</w:t>
+            </w:r>
+          </w:p>
+        </w:tc>
+        <w:tc>
+          <w:tcPr>
+            <w:tcW w:type="dxa" w:w="2160"/>
+          </w:tcPr>
+          <w:p>
+            <w:r/>
+            <w:r>
+              <w:rPr>
+                <w:sz w:val="19"/>
+              </w:rPr>
+              <w:t>Dr. Alfred Ang</w:t>
+            </w:r>
+          </w:p>
+        </w:tc>
+      </w:tr>
+      <w:tr>
+        <w:tc>
+          <w:tcPr>
+            <w:tcW w:type="dxa" w:w="2160"/>
+          </w:tcPr>
+          <w:p>
+            <w:r/>
+            <w:r>
+              <w:rPr>
+                <w:sz w:val="19"/>
+              </w:rPr>
+              <w:t>5</w:t>
+            </w:r>
+          </w:p>
+        </w:tc>
+        <w:tc>
+          <w:tcPr>
+            <w:tcW w:type="dxa" w:w="2160"/>
+          </w:tcPr>
+          <w:p>
+            <w:r/>
+            <w:r>
+              <w:rPr>
+                <w:sz w:val="19"/>
+              </w:rPr>
+              <w:t>23 September 2026</w:t>
+            </w:r>
+          </w:p>
+        </w:tc>
+        <w:tc>
+          <w:tcPr>
+            <w:tcW w:type="dxa" w:w="2160"/>
+          </w:tcPr>
+          <w:p>
+            <w:r/>
+            <w:r>
+              <w:rPr>
+                <w:sz w:val="19"/>
+              </w:rPr>
+              <w:t>Terminology aligned: 'Lab N' now reads 'Activity N' throughout, matching the activities/ folder names. Schedule footnote clarified to state that the 480-minute total counts scheduled time excluding the lunch break.</w:t>
+            </w:r>
+          </w:p>
+        </w:tc>
+        <w:tc>
+          <w:tcPr>
+            <w:tcW w:type="dxa" w:w="2160"/>
+          </w:tcPr>
+          <w:p>
+            <w:r/>
+            <w:r>
+              <w:rPr>
+                <w:sz w:val="19"/>
+              </w:rPr>
+              <w:t>Dr. Alfred Ang</w:t>
+            </w:r>
+          </w:p>
+        </w:tc>
+      </w:tr>
+      <w:tr>
+        <w:tc>
+          <w:tcPr>
+            <w:tcW w:type="dxa" w:w="2160"/>
+          </w:tcPr>
+          <w:p>
+            <w:r/>
+            <w:r>
+              <w:rPr>
+                <w:sz w:val="19"/>
+              </w:rPr>
+              <w:t>6</w:t>
+            </w:r>
+          </w:p>
+        </w:tc>
+        <w:tc>
+          <w:tcPr>
+            <w:tcW w:type="dxa" w:w="2160"/>
+          </w:tcPr>
+          <w:p>
+            <w:r/>
+            <w:r>
+              <w:rPr>
+                <w:sz w:val="19"/>
+              </w:rPr>
+              <w:t>23 September 2026</w:t>
+            </w:r>
+          </w:p>
+        </w:tc>
+        <w:tc>
+          <w:tcPr>
+            <w:tcW w:type="dxa" w:w="2160"/>
+          </w:tcPr>
+          <w:p>
+            <w:r/>
+            <w:r>
+              <w:rPr>
+                <w:sz w:val="19"/>
+              </w:rPr>
+              <w:t>Completed the activity rename: the remaining learner-facing 'lab' wordings in the deck, this guide and the Lesson Plan now read 'activity'. Fixed the Lesson Plan's slide-reference lookup, which stopped matching when the deck's activity markers were renamed and had dropped the [slides N-M] references from the activity rows.</w:t>
+            </w:r>
+          </w:p>
+        </w:tc>
+        <w:tc>
+          <w:tcPr>
+            <w:tcW w:type="dxa" w:w="2160"/>
+          </w:tcPr>
+          <w:p>
+            <w:r/>
+            <w:r>
+              <w:rPr>
+                <w:sz w:val="19"/>
+              </w:rPr>
+              <w:t>Dr. Alfred Ang</w:t>
+            </w:r>
+          </w:p>
+        </w:tc>
+      </w:tr>
+      <w:tr>
+        <w:tc>
+          <w:tcPr>
+            <w:tcW w:type="dxa" w:w="2160"/>
+          </w:tcPr>
+          <w:p>
+            <w:r/>
+            <w:r>
+              <w:rPr>
+                <w:sz w:val="19"/>
+              </w:rPr>
+              <w:t>7</w:t>
+            </w:r>
+          </w:p>
+        </w:tc>
+        <w:tc>
+          <w:tcPr>
+            <w:tcW w:type="dxa" w:w="2160"/>
+          </w:tcPr>
+          <w:p>
+            <w:r/>
+            <w:r>
+              <w:rPr>
+                <w:sz w:val="19"/>
+              </w:rPr>
+              <w:t>23 September 2026</w:t>
+            </w:r>
+          </w:p>
+        </w:tc>
+        <w:tc>
+          <w:tcPr>
+            <w:tcW w:type="dxa" w:w="2160"/>
+          </w:tcPr>
+          <w:p>
+            <w:r/>
+            <w:r>
+              <w:rPr>
+                <w:sz w:val="19"/>
+              </w:rPr>
+              <w:t>Activity step slides now carry the DMAIC phase in the eyebrow (ACTIVITY N - PHASE) instead of a character-truncated activity title.</w:t>
+            </w:r>
+          </w:p>
+        </w:tc>
+        <w:tc>
+          <w:tcPr>
+            <w:tcW w:type="dxa" w:w="2160"/>
+          </w:tcPr>
+          <w:p>
+            <w:r/>
+            <w:r>
+              <w:rPr>
+                <w:sz w:val="19"/>
+              </w:rPr>
+              <w:t>Dr. Alfred Ang</w:t>
             </w:r>
           </w:p>
         </w:tc>
@@ -438,7 +666,7 @@
         </w:rPr>
         <w:t>Course Information</w:t>
         <w:tab/>
-        <w:t>4</w:t>
+        <w:t>5</w:t>
       </w:r>
     </w:p>
     <w:p>
@@ -457,7 +685,7 @@
         </w:rPr>
         <w:t>Learning Outcomes</w:t>
         <w:tab/>
-        <w:t>4</w:t>
+        <w:t>5</w:t>
       </w:r>
     </w:p>
     <w:p>
@@ -476,7 +704,7 @@
         </w:rPr>
         <w:t>Course Schedule</w:t>
         <w:tab/>
-        <w:t>4</w:t>
+        <w:t>5</w:t>
       </w:r>
     </w:p>
     <w:p>
@@ -496,7 +724,7 @@
         </w:rPr>
         <w:t>Day 1 — Lean Six Sigma foundations and the full DMAIC roadmap</w:t>
         <w:tab/>
-        <w:t>4</w:t>
+        <w:t>5</w:t>
       </w:r>
     </w:p>
     <w:p>
@@ -513,9 +741,9 @@
           <w:color w:val="333333"/>
           <w:sz w:val="22"/>
         </w:rPr>
-        <w:t>Lab Reference (aligned to the DMAIC phases)</w:t>
+        <w:t>Activity Reference (aligned to the DMAIC phases)</w:t>
         <w:tab/>
-        <w:t>6</w:t>
+        <w:t>7</w:t>
       </w:r>
     </w:p>
     <w:p>
@@ -733,7 +961,7 @@
               <w:rPr>
                 <w:sz w:val="20"/>
               </w:rPr>
-              <w:t>Instructor-led, hands-on Lean Six Sigma labs using the BrewBean Cafe morning rush improvement scenario</w:t>
+              <w:t>Instructor-led, hands-on Lean Six Sigma activities using the BrewBean Cafe morning rush improvement scenario</w:t>
             </w:r>
           </w:p>
         </w:tc>
@@ -863,7 +1091,7 @@
         <w:pStyle w:val="Heading2"/>
       </w:pPr>
       <w:r>
-        <w:t>Day 1 · 9:30am – 5:30pm</w:t>
+        <w:t>Day 1 — Lean Six Sigma foundations and the full DMAIC roadmap</w:t>
       </w:r>
     </w:p>
     <w:tbl>
@@ -938,7 +1166,7 @@
         <w:tc>
           <w:tcPr>
             <w:tcW w:type="dxa" w:w="1656"/>
-            <w:shd w:val="clear" w:color="auto" w:fill="E8F0FE"/>
+            <w:shd w:val="clear" w:color="auto" w:fill="F3F5F8"/>
           </w:tcPr>
           <w:p>
             <w:r>
@@ -956,7 +1184,7 @@
         <w:tc>
           <w:tcPr>
             <w:tcW w:type="dxa" w:w="1296"/>
-            <w:shd w:val="clear" w:color="auto" w:fill="E8F0FE"/>
+            <w:shd w:val="clear" w:color="auto" w:fill="F3F5F8"/>
           </w:tcPr>
           <w:p>
             <w:r>
@@ -974,11 +1202,11 @@
         <w:tc>
           <w:tcPr>
             <w:tcW w:type="dxa" w:w="6840"/>
-            <w:shd w:val="clear" w:color="auto" w:fill="E8F0FE"/>
+            <w:shd w:val="clear" w:color="auto" w:fill="F3F5F8"/>
           </w:tcPr>
           <w:p>
             <w:r>
-              <w:t>Welcome, course introduction, ground rules and course portal walkthrough  [slides 1–7]</w:t>
+              <w:t>Welcome, course introduction and ground rules  [slides 1–8]</w:t>
             </w:r>
             <w:r>
               <w:rPr>
@@ -994,16 +1222,16 @@
         <w:tc>
           <w:tcPr>
             <w:tcW w:type="dxa" w:w="1656"/>
-            <w:shd w:val="clear" w:color="auto" w:fill="FFF4E5"/>
+            <w:shd w:val="clear" w:color="auto" w:fill="E8F0FE"/>
           </w:tcPr>
           <w:p>
             <w:r>
-              <w:t>10:00–11:05</w:t>
+              <w:t>10:00–11:15</w:t>
             </w:r>
             <w:r>
               <w:rPr>
                 <w:rFonts w:ascii="Arial" w:hAnsi="Arial"/>
-                <w:b w:val="0"/>
+                <w:b/>
                 <w:sz w:val="19"/>
               </w:rPr>
             </w:r>
@@ -1012,11 +1240,11 @@
         <w:tc>
           <w:tcPr>
             <w:tcW w:type="dxa" w:w="1296"/>
-            <w:shd w:val="clear" w:color="auto" w:fill="FFF4E5"/>
+            <w:shd w:val="clear" w:color="auto" w:fill="E8F0FE"/>
           </w:tcPr>
           <w:p>
             <w:r>
-              <w:t>65 min</w:t>
+              <w:t>75 min</w:t>
             </w:r>
             <w:r>
               <w:rPr>
@@ -1030,16 +1258,16 @@
         <w:tc>
           <w:tcPr>
             <w:tcW w:type="dxa" w:w="6840"/>
-            <w:shd w:val="clear" w:color="auto" w:fill="FFF4E5"/>
+            <w:shd w:val="clear" w:color="auto" w:fill="E8F0FE"/>
           </w:tcPr>
           <w:p>
             <w:r>
-              <w:t>FOUNDATIONS — What is Quality; What is Lean; What is Six Sigma; Lean vs Six Sigma vs Lean Six Sigma; the belt pathway; the DMAIC roadmap  [slides 8–18]</w:t>
+              <w:t>FOUNDATIONS — What is Quality; What is Lean; What is Six Sigma; Lean vs Six Sigma vs Lean Six Sigma; the belt roles and where a White Belt contributes; the DMAIC roadmap  [slides 9–16]</w:t>
             </w:r>
             <w:r>
               <w:rPr>
                 <w:rFonts w:ascii="Arial" w:hAnsi="Arial"/>
-                <w:b w:val="0"/>
+                <w:b/>
                 <w:sz w:val="19"/>
               </w:rPr>
             </w:r>
@@ -1054,7 +1282,7 @@
           </w:tcPr>
           <w:p>
             <w:r>
-              <w:t>11:05–11:55</w:t>
+              <w:t>11:15–12:05</w:t>
             </w:r>
             <w:r>
               <w:rPr>
@@ -1090,7 +1318,7 @@
           </w:tcPr>
           <w:p>
             <w:r>
-              <w:t>DMAIC · DEFINE — Voice of the Customer; VOC to CTQ translation; problem statements; the project charter; SIPOC  [slides 19–30]</w:t>
+              <w:t>DMAIC · DEFINE — Voice of the Customer; VOC to CTQ translation; problem statements; SMART goals; the project charter and scope  [slides 17–29]</w:t>
             </w:r>
             <w:r>
               <w:rPr>
@@ -1106,15 +1334,16 @@
         <w:tc>
           <w:tcPr>
             <w:tcW w:type="dxa" w:w="1656"/>
+            <w:shd w:val="clear" w:color="auto" w:fill="E8F0FE"/>
           </w:tcPr>
           <w:p>
             <w:r>
-              <w:t>11:55–12:30</w:t>
+              <w:t>12:05–12:40</w:t>
             </w:r>
             <w:r>
               <w:rPr>
                 <w:rFonts w:ascii="Arial" w:hAnsi="Arial"/>
-                <w:b w:val="0"/>
+                <w:b/>
                 <w:sz w:val="19"/>
               </w:rPr>
             </w:r>
@@ -1123,6 +1352,7 @@
         <w:tc>
           <w:tcPr>
             <w:tcW w:type="dxa" w:w="1296"/>
+            <w:shd w:val="clear" w:color="auto" w:fill="E8F0FE"/>
           </w:tcPr>
           <w:p>
             <w:r>
@@ -1140,15 +1370,16 @@
         <w:tc>
           <w:tcPr>
             <w:tcW w:type="dxa" w:w="6840"/>
+            <w:shd w:val="clear" w:color="auto" w:fill="E8F0FE"/>
           </w:tcPr>
           <w:p>
             <w:r>
-              <w:t>Hands-on: Lab 1: Define — Customer Requirements and the Problem Statement  [slides 31–37]</w:t>
+              <w:t>Hands-on Activity: Activity 1: Define — Customer Requirements and the Problem Statement  [slides 30–36]</w:t>
             </w:r>
             <w:r>
               <w:rPr>
                 <w:rFonts w:ascii="Arial" w:hAnsi="Arial"/>
-                <w:b w:val="0"/>
+                <w:b/>
                 <w:sz w:val="19"/>
               </w:rPr>
             </w:r>
@@ -1159,16 +1390,16 @@
         <w:tc>
           <w:tcPr>
             <w:tcW w:type="dxa" w:w="1656"/>
-            <w:shd w:val="clear" w:color="auto" w:fill="FDE9D9"/>
+            <w:shd w:val="clear" w:color="auto" w:fill="FFF4E5"/>
           </w:tcPr>
           <w:p>
             <w:r>
-              <w:t>12:30–13:00</w:t>
+              <w:t>12:40–13:10</w:t>
             </w:r>
             <w:r>
               <w:rPr>
                 <w:rFonts w:ascii="Arial" w:hAnsi="Arial"/>
-                <w:b w:val="0"/>
+                <w:b/>
                 <w:sz w:val="19"/>
               </w:rPr>
             </w:r>
@@ -1177,7 +1408,7 @@
         <w:tc>
           <w:tcPr>
             <w:tcW w:type="dxa" w:w="1296"/>
-            <w:shd w:val="clear" w:color="auto" w:fill="FDE9D9"/>
+            <w:shd w:val="clear" w:color="auto" w:fill="FFF4E5"/>
           </w:tcPr>
           <w:p>
             <w:r>
@@ -1195,7 +1426,7 @@
         <w:tc>
           <w:tcPr>
             <w:tcW w:type="dxa" w:w="6840"/>
-            <w:shd w:val="clear" w:color="auto" w:fill="FDE9D9"/>
+            <w:shd w:val="clear" w:color="auto" w:fill="FFF4E5"/>
           </w:tcPr>
           <w:p>
             <w:r>
@@ -1204,7 +1435,7 @@
             <w:r>
               <w:rPr>
                 <w:rFonts w:ascii="Arial" w:hAnsi="Arial"/>
-                <w:b w:val="0"/>
+                <w:b/>
                 <w:sz w:val="19"/>
               </w:rPr>
             </w:r>
@@ -1219,7 +1450,7 @@
           </w:tcPr>
           <w:p>
             <w:r>
-              <w:t>13:00–13:50</w:t>
+              <w:t>13:10–14:00</w:t>
             </w:r>
             <w:r>
               <w:rPr>
@@ -1255,7 +1486,7 @@
           </w:tcPr>
           <w:p>
             <w:r>
-              <w:t>DMAIC · MEASURE — process mapping; SIPOC; types of data; data collection plans; check sheets; the eight wastes  [slides 38–48]</w:t>
+              <w:t>DMAIC · MEASURE — process mapping; SIPOC; types of data; data collection plans; check sheets; the eight wastes (DOWNTIME); value-added analysis  [slides 37–48]</w:t>
             </w:r>
             <w:r>
               <w:rPr>
@@ -1271,15 +1502,16 @@
         <w:tc>
           <w:tcPr>
             <w:tcW w:type="dxa" w:w="1656"/>
+            <w:shd w:val="clear" w:color="auto" w:fill="E8F0FE"/>
           </w:tcPr>
           <w:p>
             <w:r>
-              <w:t>13:50–14:25</w:t>
+              <w:t>14:00–14:35</w:t>
             </w:r>
             <w:r>
               <w:rPr>
                 <w:rFonts w:ascii="Arial" w:hAnsi="Arial"/>
-                <w:b w:val="0"/>
+                <w:b/>
                 <w:sz w:val="19"/>
               </w:rPr>
             </w:r>
@@ -1288,6 +1520,7 @@
         <w:tc>
           <w:tcPr>
             <w:tcW w:type="dxa" w:w="1296"/>
+            <w:shd w:val="clear" w:color="auto" w:fill="E8F0FE"/>
           </w:tcPr>
           <w:p>
             <w:r>
@@ -1305,15 +1538,16 @@
         <w:tc>
           <w:tcPr>
             <w:tcW w:type="dxa" w:w="6840"/>
+            <w:shd w:val="clear" w:color="auto" w:fill="E8F0FE"/>
           </w:tcPr>
           <w:p>
             <w:r>
-              <w:t>Hands-on: Lab 2: Measure — Map the Process and Spot the Waste  [slides 49–55]</w:t>
+              <w:t>Hands-on Activity: Activity 2: Measure — Map the Process and Spot the Waste  [slides 49–56]</w:t>
             </w:r>
             <w:r>
               <w:rPr>
                 <w:rFonts w:ascii="Arial" w:hAnsi="Arial"/>
-                <w:b w:val="0"/>
+                <w:b/>
                 <w:sz w:val="19"/>
               </w:rPr>
             </w:r>
@@ -1328,7 +1562,7 @@
           </w:tcPr>
           <w:p>
             <w:r>
-              <w:t>14:25–15:15</w:t>
+              <w:t>14:35–15:25</w:t>
             </w:r>
             <w:r>
               <w:rPr>
@@ -1364,7 +1598,7 @@
           </w:tcPr>
           <w:p>
             <w:r>
-              <w:t>DMAIC · ANALYZE — symptom vs root cause; 5 Whys; Fishbone (5M); reading a Pareto chart; common vs special cause variation  [slides 56–67]</w:t>
+              <w:t>DMAIC · ANALYZE — symptom vs root cause; 5 Whys; Fishbone (5M); reading a Pareto chart; common vs special cause variation  [slides 57–68]</w:t>
             </w:r>
             <w:r>
               <w:rPr>
@@ -1380,16 +1614,16 @@
         <w:tc>
           <w:tcPr>
             <w:tcW w:type="dxa" w:w="1656"/>
-            <w:shd w:val="clear" w:color="auto" w:fill="FFF4E5"/>
+            <w:shd w:val="clear" w:color="auto" w:fill="E8F0FE"/>
           </w:tcPr>
           <w:p>
             <w:r>
-              <w:t>15:15–15:50</w:t>
+              <w:t>15:25–16:00</w:t>
             </w:r>
             <w:r>
               <w:rPr>
                 <w:rFonts w:ascii="Arial" w:hAnsi="Arial"/>
-                <w:b w:val="0"/>
+                <w:b/>
                 <w:sz w:val="19"/>
               </w:rPr>
             </w:r>
@@ -1398,7 +1632,7 @@
         <w:tc>
           <w:tcPr>
             <w:tcW w:type="dxa" w:w="1296"/>
-            <w:shd w:val="clear" w:color="auto" w:fill="FFF4E5"/>
+            <w:shd w:val="clear" w:color="auto" w:fill="E8F0FE"/>
           </w:tcPr>
           <w:p>
             <w:r>
@@ -1416,69 +1650,16 @@
         <w:tc>
           <w:tcPr>
             <w:tcW w:type="dxa" w:w="6840"/>
-            <w:shd w:val="clear" w:color="auto" w:fill="FFF4E5"/>
+            <w:shd w:val="clear" w:color="auto" w:fill="E8F0FE"/>
           </w:tcPr>
           <w:p>
             <w:r>
-              <w:t>Hands-on: Lab 3: Analyze — Find the Root Cause using the 5 Whys and Fishbone  [slides 68–74]</w:t>
+              <w:t>Hands-on Activity: Activity 3: Analyze — Find the Root Cause using the 5 Whys and Fishbone tools  [slides 69–76]</w:t>
             </w:r>
             <w:r>
               <w:rPr>
                 <w:rFonts w:ascii="Arial" w:hAnsi="Arial"/>
-                <w:b w:val="0"/>
-                <w:sz w:val="19"/>
-              </w:rPr>
-            </w:r>
-          </w:p>
-        </w:tc>
-      </w:tr>
-      <w:tr>
-        <w:tc>
-          <w:tcPr>
-            <w:tcW w:type="dxa" w:w="1656"/>
-          </w:tcPr>
-          <w:p>
-            <w:r>
-              <w:t>15:50–16:20</w:t>
-            </w:r>
-            <w:r>
-              <w:rPr>
-                <w:rFonts w:ascii="Arial" w:hAnsi="Arial"/>
-                <w:b w:val="0"/>
-                <w:sz w:val="19"/>
-              </w:rPr>
-            </w:r>
-          </w:p>
-        </w:tc>
-        <w:tc>
-          <w:tcPr>
-            <w:tcW w:type="dxa" w:w="1296"/>
-          </w:tcPr>
-          <w:p>
-            <w:r>
-              <w:t>30 min</w:t>
-            </w:r>
-            <w:r>
-              <w:rPr>
-                <w:rFonts w:ascii="Arial" w:hAnsi="Arial"/>
-                <w:b w:val="0"/>
-                <w:sz w:val="19"/>
-              </w:rPr>
-            </w:r>
-          </w:p>
-        </w:tc>
-        <w:tc>
-          <w:tcPr>
-            <w:tcW w:type="dxa" w:w="6840"/>
-          </w:tcPr>
-          <w:p>
-            <w:r>
-              <w:t>DMAIC · IMPROVE — generating solutions; impact/effort screening; 5S; mistake proofing; standard work; piloting  [slides 75–85]</w:t>
-            </w:r>
-            <w:r>
-              <w:rPr>
-                <w:rFonts w:ascii="Arial" w:hAnsi="Arial"/>
-                <w:b w:val="0"/>
+                <w:b/>
                 <w:sz w:val="19"/>
               </w:rPr>
             </w:r>
@@ -1493,7 +1674,7 @@
           </w:tcPr>
           <w:p>
             <w:r>
-              <w:t>16:20–16:45</w:t>
+              <w:t>16:00–16:25</w:t>
             </w:r>
             <w:r>
               <w:rPr>
@@ -1529,7 +1710,7 @@
           </w:tcPr>
           <w:p>
             <w:r>
-              <w:t>Hands-on: Lab 4: Improve — Choose and Pilot a Countermeasure  [slides 86–92]</w:t>
+              <w:t>DMAIC · IMPROVE — generating solutions; impact/effort screening; 5S; mistake proofing (Poka-Yoke); standard work; piloting  [slides 77–87]. Hands-on: Activity 4: Improve — Choose and Pilot a Countermeasure  [slides 88–95]</w:t>
             </w:r>
             <w:r>
               <w:rPr>
@@ -1549,7 +1730,7 @@
           </w:tcPr>
           <w:p>
             <w:r>
-              <w:t>16:45–17:05</w:t>
+              <w:t>16:25–16:50</w:t>
             </w:r>
             <w:r>
               <w:rPr>
@@ -1567,7 +1748,7 @@
           </w:tcPr>
           <w:p>
             <w:r>
-              <w:t>20 min</w:t>
+              <w:t>25 min</w:t>
             </w:r>
             <w:r>
               <w:rPr>
@@ -1585,63 +1766,7 @@
           </w:tcPr>
           <w:p>
             <w:r>
-              <w:t>DMAIC · CONTROL — the control plan; visual management; SOPs; team huddles; project handover  [slides 93–101]</w:t>
-            </w:r>
-            <w:r>
-              <w:rPr>
-                <w:rFonts w:ascii="Arial" w:hAnsi="Arial"/>
-                <w:b/>
-                <w:sz w:val="19"/>
-              </w:rPr>
-            </w:r>
-          </w:p>
-        </w:tc>
-      </w:tr>
-      <w:tr>
-        <w:tc>
-          <w:tcPr>
-            <w:tcW w:type="dxa" w:w="1656"/>
-            <w:shd w:val="clear" w:color="auto" w:fill="E8F7EE"/>
-          </w:tcPr>
-          <w:p>
-            <w:r>
-              <w:t>17:05–17:20</w:t>
-            </w:r>
-            <w:r>
-              <w:rPr>
-                <w:rFonts w:ascii="Arial" w:hAnsi="Arial"/>
-                <w:b/>
-                <w:sz w:val="19"/>
-              </w:rPr>
-            </w:r>
-          </w:p>
-        </w:tc>
-        <w:tc>
-          <w:tcPr>
-            <w:tcW w:type="dxa" w:w="1296"/>
-            <w:shd w:val="clear" w:color="auto" w:fill="E8F7EE"/>
-          </w:tcPr>
-          <w:p>
-            <w:r>
-              <w:t>15 min</w:t>
-            </w:r>
-            <w:r>
-              <w:rPr>
-                <w:rFonts w:ascii="Arial" w:hAnsi="Arial"/>
-                <w:b w:val="0"/>
-                <w:sz w:val="19"/>
-              </w:rPr>
-            </w:r>
-          </w:p>
-        </w:tc>
-        <w:tc>
-          <w:tcPr>
-            <w:tcW w:type="dxa" w:w="6840"/>
-            <w:shd w:val="clear" w:color="auto" w:fill="E8F7EE"/>
-          </w:tcPr>
-          <w:p>
-            <w:r>
-              <w:t>Hands-on: Lab 5: Control — Hold the Gain and Hand Over  [slides 102–109]</w:t>
+              <w:t>DMAIC · CONTROL — the control plan; visual management; SOPs; team huddles; handover  [slides 96–104]. Hands-on: Activity 5: Control — Hold the Gain and Hand Over  [slides 105–112]</w:t>
             </w:r>
             <w:r>
               <w:rPr>
@@ -1661,7 +1786,7 @@
           </w:tcPr>
           <w:p>
             <w:r>
-              <w:t>17:20–17:30</w:t>
+              <w:t>16:50–17:30</w:t>
             </w:r>
             <w:r>
               <w:rPr>
@@ -1679,7 +1804,7 @@
           </w:tcPr>
           <w:p>
             <w:r>
-              <w:t>10 min</w:t>
+              <w:t>40 min</w:t>
             </w:r>
             <w:r>
               <w:rPr>
@@ -1697,7 +1822,7 @@
           </w:tcPr>
           <w:p>
             <w:r>
-              <w:t>Course recap, next steps and course feedback  [slides 110–118]</w:t>
+              <w:t>Course recap and revision  [slides 118–125]</w:t>
             </w:r>
             <w:r>
               <w:rPr>
@@ -1717,7 +1842,7 @@
           <w:color w:val="555B66"/>
           <w:sz w:val="19"/>
         </w:rPr>
-        <w:t>Day total: 7.5 instructional hours (9:30am – 5:30pm).</w:t>
+        <w:t>Total instructional time: 450 minutes (7.5 hours) — scheduled from 9:30 am to 5:30 pm, excluding the 30-minute lunch break.</w:t>
       </w:r>
     </w:p>
     <w:p>
@@ -1725,7 +1850,7 @@
         <w:pStyle w:val="Heading1"/>
       </w:pPr>
       <w:r>
-        <w:t>Lab Reference (aligned to the DMAIC phases)</w:t>
+        <w:t>Activity Reference (aligned to the DMAIC phases)</w:t>
       </w:r>
     </w:p>
     <w:tbl>
@@ -1735,14 +1860,15 @@
         <w:tblLook w:firstColumn="1" w:firstRow="1" w:lastColumn="0" w:lastRow="0" w:noHBand="0" w:noVBand="1" w:val="04A0"/>
       </w:tblPr>
       <w:tblGrid>
-        <w:gridCol w:w="2880"/>
-        <w:gridCol w:w="2880"/>
-        <w:gridCol w:w="2880"/>
+        <w:gridCol w:w="2160"/>
+        <w:gridCol w:w="2160"/>
+        <w:gridCol w:w="2160"/>
+        <w:gridCol w:w="2160"/>
       </w:tblGrid>
       <w:tr>
         <w:tc>
           <w:tcPr>
-            <w:tcW w:type="dxa" w:w="2880"/>
+            <w:tcW w:type="dxa" w:w="2232"/>
             <w:shd w:val="clear" w:color="auto" w:fill="1F6FEB"/>
           </w:tcPr>
           <w:p>
@@ -1760,7 +1886,7 @@
         </w:tc>
         <w:tc>
           <w:tcPr>
-            <w:tcW w:type="dxa" w:w="2880"/>
+            <w:tcW w:type="dxa" w:w="1008"/>
             <w:shd w:val="clear" w:color="auto" w:fill="1F6FEB"/>
           </w:tcPr>
           <w:p>
@@ -1778,7 +1904,7 @@
         </w:tc>
         <w:tc>
           <w:tcPr>
-            <w:tcW w:type="dxa" w:w="2880"/>
+            <w:tcW w:type="dxa" w:w="1512"/>
             <w:shd w:val="clear" w:color="auto" w:fill="1F6FEB"/>
           </w:tcPr>
           <w:p>
@@ -1790,7 +1916,25 @@
                 <w:color w:val="FFFFFF"/>
                 <w:sz w:val="20"/>
               </w:rPr>
-              <w:t>Labs</w:t>
+              <w:t>Activities</w:t>
+            </w:r>
+          </w:p>
+        </w:tc>
+        <w:tc>
+          <w:tcPr>
+            <w:tcW w:type="dxa" w:w="5040"/>
+            <w:shd w:val="clear" w:color="auto" w:fill="1F6FEB"/>
+          </w:tcPr>
+          <w:p>
+            <w:r/>
+            <w:r>
+              <w:rPr>
+                <w:rFonts w:ascii="Arial" w:hAnsi="Arial"/>
+                <w:b/>
+                <w:color w:val="FFFFFF"/>
+                <w:sz w:val="20"/>
+              </w:rPr>
+              <w:t>Data pack issued to learners</w:t>
             </w:r>
           </w:p>
         </w:tc>
@@ -1798,7 +1942,7 @@
       <w:tr>
         <w:tc>
           <w:tcPr>
-            <w:tcW w:type="dxa" w:w="2880"/>
+            <w:tcW w:type="dxa" w:w="2232"/>
             <w:shd w:val="clear" w:color="auto" w:fill="E8F0FE"/>
           </w:tcPr>
           <w:p>
@@ -1815,7 +1959,7 @@
         </w:tc>
         <w:tc>
           <w:tcPr>
-            <w:tcW w:type="dxa" w:w="2880"/>
+            <w:tcW w:type="dxa" w:w="1008"/>
             <w:shd w:val="clear" w:color="auto" w:fill="E8F0FE"/>
           </w:tcPr>
           <w:p>
@@ -1832,7 +1976,7 @@
         </w:tc>
         <w:tc>
           <w:tcPr>
-            <w:tcW w:type="dxa" w:w="2880"/>
+            <w:tcW w:type="dxa" w:w="1512"/>
           </w:tcPr>
           <w:p>
             <w:r/>
@@ -1845,11 +1989,27 @@
             </w:r>
           </w:p>
         </w:tc>
+        <w:tc>
+          <w:tcPr>
+            <w:tcW w:type="dxa" w:w="5040"/>
+          </w:tcPr>
+          <w:p>
+            <w:r/>
+            <w:r>
+              <w:rPr>
+                <w:rFonts w:ascii="Arial" w:hAnsi="Arial"/>
+                <w:b w:val="0"/>
+                <w:sz w:val="18"/>
+              </w:rPr>
+              <w:t>-</w:t>
+            </w:r>
+          </w:p>
+        </w:tc>
       </w:tr>
       <w:tr>
         <w:tc>
           <w:tcPr>
-            <w:tcW w:type="dxa" w:w="2880"/>
+            <w:tcW w:type="dxa" w:w="2232"/>
             <w:shd w:val="clear" w:color="auto" w:fill="E8F0FE"/>
           </w:tcPr>
           <w:p>
@@ -1866,7 +2026,7 @@
         </w:tc>
         <w:tc>
           <w:tcPr>
-            <w:tcW w:type="dxa" w:w="2880"/>
+            <w:tcW w:type="dxa" w:w="1008"/>
             <w:shd w:val="clear" w:color="auto" w:fill="E8F0FE"/>
           </w:tcPr>
           <w:p>
@@ -1883,7 +2043,7 @@
         </w:tc>
         <w:tc>
           <w:tcPr>
-            <w:tcW w:type="dxa" w:w="2880"/>
+            <w:tcW w:type="dxa" w:w="1512"/>
           </w:tcPr>
           <w:p>
             <w:r/>
@@ -1893,7 +2053,23 @@
                 <w:b w:val="0"/>
                 <w:sz w:val="19"/>
               </w:rPr>
-              <w:t>Lab 1</w:t>
+              <w:t>Activity 1</w:t>
+            </w:r>
+          </w:p>
+        </w:tc>
+        <w:tc>
+          <w:tcPr>
+            <w:tcW w:type="dxa" w:w="5040"/>
+          </w:tcPr>
+          <w:p>
+            <w:r/>
+            <w:r>
+              <w:rPr>
+                <w:rFonts w:ascii="Arial" w:hAnsi="Arial"/>
+                <w:b w:val="0"/>
+                <w:sz w:val="18"/>
+              </w:rPr>
+              <w:t>Raw Voice of the Customer feedback (+2 blank templates)</w:t>
             </w:r>
           </w:p>
         </w:tc>
@@ -1901,7 +2077,7 @@
       <w:tr>
         <w:tc>
           <w:tcPr>
-            <w:tcW w:type="dxa" w:w="2880"/>
+            <w:tcW w:type="dxa" w:w="2232"/>
             <w:shd w:val="clear" w:color="auto" w:fill="E8F0FE"/>
           </w:tcPr>
           <w:p>
@@ -1918,7 +2094,7 @@
         </w:tc>
         <w:tc>
           <w:tcPr>
-            <w:tcW w:type="dxa" w:w="2880"/>
+            <w:tcW w:type="dxa" w:w="1008"/>
             <w:shd w:val="clear" w:color="auto" w:fill="E8F0FE"/>
           </w:tcPr>
           <w:p>
@@ -1935,7 +2111,7 @@
         </w:tc>
         <w:tc>
           <w:tcPr>
-            <w:tcW w:type="dxa" w:w="2880"/>
+            <w:tcW w:type="dxa" w:w="1512"/>
           </w:tcPr>
           <w:p>
             <w:r/>
@@ -1945,7 +2121,23 @@
                 <w:b w:val="0"/>
                 <w:sz w:val="19"/>
               </w:rPr>
-              <w:t>Lab 2</w:t>
+              <w:t>Activity 2</w:t>
+            </w:r>
+          </w:p>
+        </w:tc>
+        <w:tc>
+          <w:tcPr>
+            <w:tcW w:type="dxa" w:w="5040"/>
+          </w:tcPr>
+          <w:p>
+            <w:r/>
+            <w:r>
+              <w:rPr>
+                <w:rFonts w:ascii="Arial" w:hAnsi="Arial"/>
+                <w:b w:val="0"/>
+                <w:sz w:val="18"/>
+              </w:rPr>
+              <w:t>Morning rush observation log; Process step timings; DOWNTIME waste tally (partially completed) (+3 blank templates)</w:t>
             </w:r>
           </w:p>
         </w:tc>
@@ -1953,7 +2145,7 @@
       <w:tr>
         <w:tc>
           <w:tcPr>
-            <w:tcW w:type="dxa" w:w="2880"/>
+            <w:tcW w:type="dxa" w:w="2232"/>
             <w:shd w:val="clear" w:color="auto" w:fill="E8F0FE"/>
           </w:tcPr>
           <w:p>
@@ -1970,7 +2162,7 @@
         </w:tc>
         <w:tc>
           <w:tcPr>
-            <w:tcW w:type="dxa" w:w="2880"/>
+            <w:tcW w:type="dxa" w:w="1008"/>
             <w:shd w:val="clear" w:color="auto" w:fill="E8F0FE"/>
           </w:tcPr>
           <w:p>
@@ -1987,7 +2179,7 @@
         </w:tc>
         <w:tc>
           <w:tcPr>
-            <w:tcW w:type="dxa" w:w="2880"/>
+            <w:tcW w:type="dxa" w:w="1512"/>
           </w:tcPr>
           <w:p>
             <w:r/>
@@ -1997,7 +2189,23 @@
                 <w:b w:val="0"/>
                 <w:sz w:val="19"/>
               </w:rPr>
-              <w:t>Lab 3</w:t>
+              <w:t>Activity 3</w:t>
+            </w:r>
+          </w:p>
+        </w:tc>
+        <w:tc>
+          <w:tcPr>
+            <w:tcW w:type="dxa" w:w="5040"/>
+          </w:tcPr>
+          <w:p>
+            <w:r/>
+            <w:r>
+              <w:rPr>
+                <w:rFonts w:ascii="Arial" w:hAnsi="Arial"/>
+                <w:b w:val="0"/>
+                <w:sz w:val="18"/>
+              </w:rPr>
+              <w:t>Delay reason Pareto data; Candidate causes and their evidence (+3 blank templates)</w:t>
             </w:r>
           </w:p>
         </w:tc>
@@ -2005,7 +2213,7 @@
       <w:tr>
         <w:tc>
           <w:tcPr>
-            <w:tcW w:type="dxa" w:w="2880"/>
+            <w:tcW w:type="dxa" w:w="2232"/>
             <w:shd w:val="clear" w:color="auto" w:fill="E8F0FE"/>
           </w:tcPr>
           <w:p>
@@ -2022,7 +2230,7 @@
         </w:tc>
         <w:tc>
           <w:tcPr>
-            <w:tcW w:type="dxa" w:w="2880"/>
+            <w:tcW w:type="dxa" w:w="1008"/>
             <w:shd w:val="clear" w:color="auto" w:fill="E8F0FE"/>
           </w:tcPr>
           <w:p>
@@ -2039,7 +2247,7 @@
         </w:tc>
         <w:tc>
           <w:tcPr>
-            <w:tcW w:type="dxa" w:w="2880"/>
+            <w:tcW w:type="dxa" w:w="1512"/>
           </w:tcPr>
           <w:p>
             <w:r/>
@@ -2049,7 +2257,23 @@
                 <w:b w:val="0"/>
                 <w:sz w:val="19"/>
               </w:rPr>
-              <w:t>Lab 4</w:t>
+              <w:t>Activity 4</w:t>
+            </w:r>
+          </w:p>
+        </w:tc>
+        <w:tc>
+          <w:tcPr>
+            <w:tcW w:type="dxa" w:w="5040"/>
+          </w:tcPr>
+          <w:p>
+            <w:r/>
+            <w:r>
+              <w:rPr>
+                <w:rFonts w:ascii="Arial" w:hAnsi="Arial"/>
+                <w:b w:val="0"/>
+                <w:sz w:val="18"/>
+              </w:rPr>
+              <w:t>Countermeasure options with impact, effort and cost; Pilot week results (+3 blank templates)</w:t>
             </w:r>
           </w:p>
         </w:tc>
@@ -2057,7 +2281,7 @@
       <w:tr>
         <w:tc>
           <w:tcPr>
-            <w:tcW w:type="dxa" w:w="2880"/>
+            <w:tcW w:type="dxa" w:w="2232"/>
             <w:shd w:val="clear" w:color="auto" w:fill="E8F0FE"/>
           </w:tcPr>
           <w:p>
@@ -2074,7 +2298,7 @@
         </w:tc>
         <w:tc>
           <w:tcPr>
-            <w:tcW w:type="dxa" w:w="2880"/>
+            <w:tcW w:type="dxa" w:w="1008"/>
             <w:shd w:val="clear" w:color="auto" w:fill="E8F0FE"/>
           </w:tcPr>
           <w:p>
@@ -2091,7 +2315,7 @@
         </w:tc>
         <w:tc>
           <w:tcPr>
-            <w:tcW w:type="dxa" w:w="2880"/>
+            <w:tcW w:type="dxa" w:w="1512"/>
           </w:tcPr>
           <w:p>
             <w:r/>
@@ -2101,19 +2325,43 @@
                 <w:b w:val="0"/>
                 <w:sz w:val="19"/>
               </w:rPr>
-              <w:t>Lab 5</w:t>
+              <w:t>Activity 5</w:t>
+            </w:r>
+          </w:p>
+        </w:tc>
+        <w:tc>
+          <w:tcPr>
+            <w:tcW w:type="dxa" w:w="5040"/>
+          </w:tcPr>
+          <w:p>
+            <w:r/>
+            <w:r>
+              <w:rPr>
+                <w:rFonts w:ascii="Arial" w:hAnsi="Arial"/>
+                <w:b w:val="0"/>
+                <w:sz w:val="18"/>
+              </w:rPr>
+              <w:t>Post-improvement monitoring — four weeks; Control plan — worked example (one row completed) (+3 blank templates)</w:t>
             </w:r>
           </w:p>
         </w:tc>
       </w:tr>
     </w:tbl>
+    <w:p>
+      <w:r>
+        <w:rPr>
+          <w:i/>
+          <w:color w:val="555B66"/>
+          <w:sz w:val="19"/>
+        </w:rPr>
+        <w:t>Every activity is a self-contained folder holding the Facilitator Guide, Learner Worksheet and Checklist (DOCX + PDF), its mock data (CSV and Excel), blank templates and a worked model answer. The datasets are internally consistent across the five activities, so the BrewBean Cafe story reconciles from Define to Control.</w:t>
+      </w:r>
+    </w:p>
     <w:sectPr>
       <w:footerReference w:type="default" r:id="rId10"/>
       <w:headerReference w:type="default" r:id="rId11"/>
       <w:footerReference w:type="even" r:id="rId12"/>
       <w:footerReference w:type="first" r:id="rId13"/>
-      <w:headerReference w:type="even" r:id="rId14"/>
-      <w:headerReference w:type="first" r:id="rId15"/>
       <w:pgSz w:w="12240" w:h="15840"/>
       <w:pgMar w:top="1440" w:right="1800" w:bottom="1440" w:left="1800" w:header="720" w:footer="720" w:gutter="0"/>
       <w:cols w:space="720"/>
@@ -2142,7 +2390,11 @@
       <w:rPr>
         <w:sz w:val="18"/>
       </w:rPr>
+      <w:fldChar w:fldCharType="begin"/>
+      <w:instrText xml:space="preserve">PAGE</w:instrText>
+      <w:fldChar w:fldCharType="separate"/>
       <w:t>1</w:t>
+      <w:fldChar w:fldCharType="end"/>
     </w:r>
     <w:r>
       <w:rPr>
@@ -2155,7 +2407,11 @@
       <w:rPr>
         <w:sz w:val="18"/>
       </w:rPr>
+      <w:fldChar w:fldCharType="begin"/>
+      <w:instrText xml:space="preserve">NUMPAGES</w:instrText>
+      <w:fldChar w:fldCharType="separate"/>
       <w:t>1</w:t>
+      <w:fldChar w:fldCharType="end"/>
     </w:r>
   </w:p>
   <w:p>
@@ -2194,26 +2450,6 @@
 </file>
 
 <file path=word/header1.xml><?xml version="1.0" encoding="utf-8"?>
-<w:hdr xmlns:m="http://schemas.openxmlformats.org/officeDocument/2006/math" xmlns:mc="http://schemas.openxmlformats.org/markup-compatibility/2006" xmlns:mo="http://schemas.microsoft.com/office/mac/office/2008/main" xmlns:mv="urn:schemas-microsoft-com:mac:vml" xmlns:o="urn:schemas-microsoft-com:office:office" xmlns:r="http://schemas.openxmlformats.org/officeDocument/2006/relationships" xmlns:v="urn:schemas-microsoft-com:vml" xmlns:w10="urn:schemas-microsoft-com:office:word" xmlns:w14="http://schemas.microsoft.com/office/word/2010/wordml" xmlns:w="http://schemas.openxmlformats.org/wordprocessingml/2006/main" xmlns:wne="http://schemas.microsoft.com/office/word/2006/wordml" xmlns:wp14="http://schemas.microsoft.com/office/word/2010/wordprocessingDrawing" xmlns:wp="http://schemas.openxmlformats.org/drawingml/2006/wordprocessingDrawing" xmlns:wpc="http://schemas.microsoft.com/office/word/2010/wordprocessingCanvas" xmlns:wpg="http://schemas.microsoft.com/office/word/2010/wordprocessingGroup" xmlns:wpi="http://schemas.microsoft.com/office/word/2010/wordprocessingInk" xmlns:wps="http://schemas.microsoft.com/office/word/2010/wordprocessingShape" mc:Ignorable="w14 wp14">
-  <w:p>
-    <w:pPr>
-      <w:pStyle w:val="Header"/>
-    </w:pPr>
-  </w:p>
-</w:hdr>
-</file>
-
-<file path=word/header2.xml><?xml version="1.0" encoding="utf-8"?>
-<w:hdr xmlns:m="http://schemas.openxmlformats.org/officeDocument/2006/math" xmlns:mc="http://schemas.openxmlformats.org/markup-compatibility/2006" xmlns:mo="http://schemas.microsoft.com/office/mac/office/2008/main" xmlns:mv="urn:schemas-microsoft-com:mac:vml" xmlns:o="urn:schemas-microsoft-com:office:office" xmlns:r="http://schemas.openxmlformats.org/officeDocument/2006/relationships" xmlns:v="urn:schemas-microsoft-com:vml" xmlns:w10="urn:schemas-microsoft-com:office:word" xmlns:w14="http://schemas.microsoft.com/office/word/2010/wordml" xmlns:w="http://schemas.openxmlformats.org/wordprocessingml/2006/main" xmlns:wne="http://schemas.microsoft.com/office/word/2006/wordml" xmlns:wp14="http://schemas.microsoft.com/office/word/2010/wordprocessingDrawing" xmlns:wp="http://schemas.openxmlformats.org/drawingml/2006/wordprocessingDrawing" xmlns:wpc="http://schemas.microsoft.com/office/word/2010/wordprocessingCanvas" xmlns:wpg="http://schemas.microsoft.com/office/word/2010/wordprocessingGroup" xmlns:wpi="http://schemas.microsoft.com/office/word/2010/wordprocessingInk" xmlns:wps="http://schemas.microsoft.com/office/word/2010/wordprocessingShape" mc:Ignorable="w14 wp14">
-  <w:p>
-    <w:pPr>
-      <w:pStyle w:val="Header"/>
-    </w:pPr>
-  </w:p>
-</w:hdr>
-</file>
-
-<file path=word/header3.xml><?xml version="1.0" encoding="utf-8"?>
 <w:hdr xmlns:m="http://schemas.openxmlformats.org/officeDocument/2006/math" xmlns:mc="http://schemas.openxmlformats.org/markup-compatibility/2006" xmlns:mo="http://schemas.microsoft.com/office/mac/office/2008/main" xmlns:mv="urn:schemas-microsoft-com:mac:vml" xmlns:o="urn:schemas-microsoft-com:office:office" xmlns:r="http://schemas.openxmlformats.org/officeDocument/2006/relationships" xmlns:v="urn:schemas-microsoft-com:vml" xmlns:w10="urn:schemas-microsoft-com:office:word" xmlns:w14="http://schemas.microsoft.com/office/word/2010/wordml" xmlns:w="http://schemas.openxmlformats.org/wordprocessingml/2006/main" xmlns:wne="http://schemas.microsoft.com/office/word/2006/wordml" xmlns:wp14="http://schemas.microsoft.com/office/word/2010/wordprocessingDrawing" xmlns:wp="http://schemas.openxmlformats.org/drawingml/2006/wordprocessingDrawing" xmlns:wpc="http://schemas.microsoft.com/office/word/2010/wordprocessingCanvas" xmlns:wpg="http://schemas.microsoft.com/office/word/2010/wordprocessingGroup" xmlns:wpi="http://schemas.microsoft.com/office/word/2010/wordprocessingInk" xmlns:wps="http://schemas.microsoft.com/office/word/2010/wordprocessingShape" mc:Ignorable="w14 wp14">
   <w:p>
     <w:pPr>
